--- a/flow/20230914_vu_template/drafts/2024-02-u/08-ЧТ-Теодора Стратилата.docx
+++ b/flow/20230914_vu_template/drafts/2024-02-u/08-ЧТ-Теодора Стратилата.docx
@@ -3,68 +3,30 @@
 <w:document xmlns:wpc="http://schemas.microsoft.com/office/word/2010/wordprocessingCanvas" xmlns:cx="http://schemas.microsoft.com/office/drawing/2014/chartex" xmlns:cx1="http://schemas.microsoft.com/office/drawing/2015/9/8/chartex" xmlns:cx2="http://schemas.microsoft.com/office/drawing/2015/10/21/chartex" xmlns:cx3="http://schemas.microsoft.com/office/drawing/2016/5/9/chartex" xmlns:cx4="http://schemas.microsoft.com/office/drawing/2016/5/10/chartex" xmlns:cx5="http://schemas.microsoft.com/office/drawing/2016/5/11/chartex" xmlns:cx6="http://schemas.microsoft.com/office/drawing/2016/5/12/chartex" xmlns:cx7="http://schemas.microsoft.com/office/drawing/2016/5/13/chartex" xmlns:cx8="http://schemas.microsoft.com/office/drawing/2016/5/14/chartex" xmlns:mc="http://schemas.openxmlformats.org/markup-compatibility/2006" xmlns:aink="http://schemas.microsoft.com/office/drawing/2016/ink" xmlns:am3d="http://schemas.microsoft.com/office/drawing/2017/model3d" xmlns:o="urn:schemas-microsoft-com:office:office" xmlns:r="http://schemas.openxmlformats.org/officeDocument/2006/relationships" xmlns:m="http://schemas.openxmlformats.org/officeDocument/2006/math" xmlns:v="urn:schemas-microsoft-com:vml" xmlns:wp14="http://schemas.microsoft.com/office/word/2010/wordprocessingDrawing" xmlns:wp="http://schemas.openxmlformats.org/drawingml/2006/wordprocessingDrawing" xmlns:w10="urn:schemas-microsoft-com:office:word" xmlns:w="http://schemas.openxmlformats.org/wordprocessingml/2006/main" xmlns:w14="http://schemas.microsoft.com/office/word/2010/wordml" xmlns:w15="http://schemas.microsoft.com/office/word/2012/wordml" xmlns:w16cex="http://schemas.microsoft.com/office/word/2018/wordml/cex" xmlns:w16cid="http://schemas.microsoft.com/office/word/2016/wordml/cid" xmlns:w16="http://schemas.microsoft.com/office/word/2018/wordml" xmlns:w16sdtdh="http://schemas.microsoft.com/office/word/2020/wordml/sdtdatahash" xmlns:w16se="http://schemas.microsoft.com/office/word/2015/wordml/symex" xmlns:wpg="http://schemas.microsoft.com/office/word/2010/wordprocessingGroup" xmlns:wpi="http://schemas.microsoft.com/office/word/2010/wordprocessingInk" xmlns:wne="http://schemas.microsoft.com/office/word/2006/wordml" xmlns:wps="http://schemas.microsoft.com/office/word/2010/wordprocessingShape" mc:Ignorable="w14 w15 w16se w16cid w16 w16cex w16sdtdh wp14">
   <w:body>
     <w:p>
-      <w:pPr>
-        <w:pBdr>
-          <w:top w:val="nil"/>
-          <w:left w:val="nil"/>
-          <w:bottom w:val="nil"/>
-          <w:right w:val="nil"/>
-          <w:between w:val="nil"/>
-        </w:pBdr>
-        <w:spacing w:after="120"/>
-        <w:rPr>
-          <w:rFonts w:ascii="Times New Roman" w:hAnsi="Times New Roman" w:cs="Times New Roman"/>
-          <w:color w:val="000000"/>
-          <w:sz w:val="24"/>
-          <w:szCs w:val="24"/>
-        </w:rPr>
-      </w:pPr>
-      <w:r>
-        <w:rPr>
-          <w:rFonts w:ascii="Times New Roman" w:hAnsi="Times New Roman" w:cs="Times New Roman"/>
-          <w:color w:val="000000"/>
-          <w:sz w:val="24"/>
-          <w:szCs w:val="24"/>
-        </w:rPr>
-        <w:t>Лютий 20 Понеділок</w:t>
-      </w:r>
-      <w:r>
-        <w:rPr>
-          <w:rFonts w:ascii="Times New Roman" w:hAnsi="Times New Roman" w:cs="Times New Roman"/>
-          <w:color w:val="000000"/>
-          <w:sz w:val="24"/>
-          <w:szCs w:val="24"/>
-        </w:rPr>
-        <w:br/>
-        <w:t>20 (7) Тиждень сиропусний.</w:t>
-      </w:r>
-    </w:p>
-    <w:p>
-      <w:pPr>
-        <w:spacing w:after="120"/>
-        <w:rPr>
-          <w:rFonts w:ascii="Times New Roman" w:hAnsi="Times New Roman" w:cs="Times New Roman"/>
-          <w:sz w:val="24"/>
-          <w:szCs w:val="24"/>
-        </w:rPr>
-      </w:pPr>
-      <w:r>
-        <w:rPr>
-          <w:rFonts w:ascii="Times New Roman" w:hAnsi="Times New Roman" w:cs="Times New Roman"/>
-          <w:color w:val="000000"/>
-          <w:sz w:val="24"/>
-          <w:szCs w:val="24"/>
-        </w:rPr>
-        <w:t>Прп. Партенія, єп. Лампсакійського.</w:t>
-      </w:r>
-      <w:r>
-        <w:rPr>
-          <w:rFonts w:ascii="Times New Roman" w:hAnsi="Times New Roman" w:cs="Times New Roman"/>
-          <w:color w:val="000000"/>
-          <w:sz w:val="24"/>
-          <w:szCs w:val="24"/>
-        </w:rPr>
-        <w:br/>
+      <w:r>
+        <w:rPr>
+          <w:rFonts w:ascii="Times New Roman" w:hAnsi="Times New Roman"/>
+          <w:sz w:val="24"/>
+        </w:rPr>
+        <w:t>Лютий 8 Четвер</w:t>
+      </w:r>
+    </w:p>
+    <w:p>
+      <w:r>
+        <w:rPr>
+          <w:rFonts w:ascii="Times New Roman" w:hAnsi="Times New Roman"/>
+          <w:sz w:val="24"/>
+        </w:rPr>
+        <w:t xml:space="preserve">🕃 Святого великомученика Теодора Стратилата </w:t>
+      </w:r>
+    </w:p>
+    <w:p>
+      <w:r>
+        <w:rPr>
+          <w:rFonts w:ascii="Times New Roman" w:hAnsi="Times New Roman"/>
+          <w:sz w:val="24"/>
+        </w:rPr>
+        <w:t>Святого пророка Захарії Серповидця</w:t>
       </w:r>
     </w:p>
     <w:p>
@@ -4016,117 +3978,421 @@
     <w:p>
       <w:pPr>
         <w:pStyle w:val="3"/>
-        <w:spacing w:before="0" w:after="120"/>
-        <w:jc w:val="center"/>
-        <w:rPr>
-          <w:rFonts w:ascii="Times New Roman" w:eastAsia="Times New Roman" w:hAnsi="Times New Roman" w:cs="Times New Roman"/>
-          <w:i/>
-          <w:color w:val="FF0000"/>
-        </w:rPr>
-      </w:pPr>
-      <w:r>
-        <w:rPr>
-          <w:rFonts w:ascii="Times New Roman" w:eastAsia="Times New Roman" w:hAnsi="Times New Roman" w:cs="Times New Roman"/>
+      </w:pPr>
+      <w:r>
+        <w:rPr>
+          <w:rFonts w:ascii="Times New Roman" w:hAnsi="Times New Roman"/>
           <w:b/>
           <w:i/>
           <w:color w:val="FF0000"/>
+          <w:sz w:val="24"/>
         </w:rPr>
         <w:t>Прокімен</w:t>
       </w:r>
     </w:p>
     <w:p>
       <w:pPr>
-        <w:spacing w:after="120"/>
-        <w:jc w:val="center"/>
-        <w:rPr>
-          <w:rFonts w:ascii="Times New Roman" w:hAnsi="Times New Roman" w:cs="Times New Roman"/>
-          <w:i/>
-          <w:color w:val="FF0000"/>
-          <w:sz w:val="24"/>
-          <w:szCs w:val="24"/>
-        </w:rPr>
-      </w:pPr>
-      <w:r>
-        <w:rPr>
-          <w:rFonts w:ascii="Times New Roman" w:hAnsi="Times New Roman" w:cs="Times New Roman"/>
-          <w:i/>
-          <w:color w:val="FF0000"/>
-          <w:sz w:val="24"/>
-          <w:szCs w:val="24"/>
-        </w:rPr>
-        <w:t>Псалом 133 (г. 8):</w:t>
-      </w:r>
-    </w:p>
-    <w:p>
-      <w:pPr>
-        <w:spacing w:after="120"/>
-        <w:jc w:val="both"/>
-        <w:rPr>
-          <w:rFonts w:ascii="Times New Roman" w:hAnsi="Times New Roman" w:cs="Times New Roman"/>
-          <w:sz w:val="24"/>
-          <w:szCs w:val="24"/>
-        </w:rPr>
-      </w:pPr>
-      <w:r>
-        <w:rPr>
-          <w:rFonts w:ascii="Times New Roman" w:hAnsi="Times New Roman" w:cs="Times New Roman"/>
-          <w:sz w:val="24"/>
-          <w:szCs w:val="24"/>
-        </w:rPr>
-        <w:t>Благословіть нині Господа,* всі слуги Господні.</w:t>
-      </w:r>
-    </w:p>
-    <w:p>
-      <w:pPr>
-        <w:spacing w:after="120"/>
-        <w:jc w:val="both"/>
-        <w:rPr>
-          <w:rFonts w:ascii="Times New Roman" w:hAnsi="Times New Roman" w:cs="Times New Roman"/>
-          <w:sz w:val="24"/>
-          <w:szCs w:val="24"/>
+        <w:pStyle w:val="a"/>
+      </w:pPr>
+      <w:r>
+        <w:rPr>
+          <w:rFonts w:ascii="Times New Roman" w:hAnsi="Times New Roman"/>
+          <w:i/>
+          <w:color w:val="FF0000"/>
+          <w:sz w:val="24"/>
+        </w:rPr>
+        <w:t>Псалом</w:t>
+      </w:r>
+      <w:r>
+        <w:rPr>
+          <w:rFonts w:ascii="Times New Roman" w:hAnsi="Times New Roman"/>
+          <w:i/>
+          <w:color w:val="FF0000"/>
+          <w:sz w:val="24"/>
+        </w:rPr>
+        <w:t xml:space="preserve"> </w:t>
+      </w:r>
+      <w:r>
+        <w:rPr>
+          <w:rFonts w:ascii="Times New Roman" w:hAnsi="Times New Roman"/>
+          <w:i/>
+          <w:color w:val="FF0000"/>
+          <w:sz w:val="24"/>
+        </w:rPr>
+        <w:t>53</w:t>
+      </w:r>
+      <w:r>
+        <w:rPr>
+          <w:rFonts w:ascii="Times New Roman" w:hAnsi="Times New Roman"/>
+          <w:i/>
+          <w:color w:val="FF0000"/>
+          <w:sz w:val="24"/>
+        </w:rPr>
+        <w:t xml:space="preserve"> </w:t>
+      </w:r>
+      <w:r>
+        <w:rPr>
+          <w:rFonts w:ascii="Times New Roman" w:hAnsi="Times New Roman"/>
+          <w:i/>
+          <w:color w:val="FF0000"/>
+          <w:sz w:val="24"/>
+        </w:rPr>
+        <w:t>(г.</w:t>
+      </w:r>
+      <w:r>
+        <w:rPr>
+          <w:rFonts w:ascii="Times New Roman" w:hAnsi="Times New Roman"/>
+          <w:i/>
+          <w:color w:val="FF0000"/>
+          <w:sz w:val="24"/>
+        </w:rPr>
+        <w:t xml:space="preserve"> </w:t>
+      </w:r>
+      <w:r>
+        <w:rPr>
+          <w:rFonts w:ascii="Times New Roman" w:hAnsi="Times New Roman"/>
+          <w:i/>
+          <w:color w:val="FF0000"/>
+          <w:sz w:val="24"/>
+        </w:rPr>
+        <w:t>5):</w:t>
+      </w:r>
+    </w:p>
+    <w:p>
+      <w:pPr>
+        <w:pStyle w:val="a"/>
+      </w:pPr>
+      <w:r>
+        <w:rPr>
+          <w:rFonts w:ascii="Times New Roman" w:hAnsi="Times New Roman"/>
+          <w:b/>
+          <w:color w:val="000000"/>
+          <w:sz w:val="24"/>
+        </w:rPr>
+        <w:t>Боже,</w:t>
+      </w:r>
+      <w:r>
+        <w:rPr>
+          <w:rFonts w:ascii="Times New Roman" w:hAnsi="Times New Roman"/>
+          <w:b/>
+          <w:color w:val="000000"/>
+          <w:sz w:val="24"/>
+        </w:rPr>
+        <w:t xml:space="preserve"> </w:t>
+      </w:r>
+      <w:r>
+        <w:rPr>
+          <w:rFonts w:ascii="Times New Roman" w:hAnsi="Times New Roman"/>
+          <w:b/>
+          <w:color w:val="000000"/>
+          <w:sz w:val="24"/>
+        </w:rPr>
+        <w:t>ім'ям</w:t>
+      </w:r>
+      <w:r>
+        <w:rPr>
+          <w:rFonts w:ascii="Times New Roman" w:hAnsi="Times New Roman"/>
+          <w:b/>
+          <w:color w:val="000000"/>
+          <w:sz w:val="24"/>
+        </w:rPr>
+        <w:t xml:space="preserve"> </w:t>
+      </w:r>
+      <w:r>
+        <w:rPr>
+          <w:rFonts w:ascii="Times New Roman" w:hAnsi="Times New Roman"/>
+          <w:b/>
+          <w:color w:val="000000"/>
+          <w:sz w:val="24"/>
+        </w:rPr>
+        <w:t>твоїм</w:t>
+      </w:r>
+      <w:r>
+        <w:rPr>
+          <w:rFonts w:ascii="Times New Roman" w:hAnsi="Times New Roman"/>
+          <w:b/>
+          <w:color w:val="000000"/>
+          <w:sz w:val="24"/>
+        </w:rPr>
+        <w:t xml:space="preserve"> </w:t>
+      </w:r>
+      <w:r>
+        <w:rPr>
+          <w:rFonts w:ascii="Times New Roman" w:hAnsi="Times New Roman"/>
+          <w:b/>
+          <w:color w:val="000000"/>
+          <w:sz w:val="24"/>
+        </w:rPr>
+        <w:t>спаси</w:t>
+      </w:r>
+      <w:r>
+        <w:rPr>
+          <w:rFonts w:ascii="Times New Roman" w:hAnsi="Times New Roman"/>
+          <w:b/>
+          <w:color w:val="000000"/>
+          <w:sz w:val="24"/>
+        </w:rPr>
+        <w:t xml:space="preserve"> </w:t>
+      </w:r>
+      <w:r>
+        <w:rPr>
+          <w:rFonts w:ascii="Times New Roman" w:hAnsi="Times New Roman"/>
+          <w:b/>
+          <w:color w:val="000000"/>
+          <w:sz w:val="24"/>
+        </w:rPr>
+        <w:t>мене,*</w:t>
+      </w:r>
+      <w:r>
+        <w:rPr>
+          <w:rFonts w:ascii="Times New Roman" w:hAnsi="Times New Roman"/>
+          <w:b/>
+          <w:color w:val="000000"/>
+          <w:sz w:val="24"/>
+        </w:rPr>
+        <w:t xml:space="preserve"> </w:t>
+      </w:r>
+      <w:r>
+        <w:rPr>
+          <w:rFonts w:ascii="Times New Roman" w:hAnsi="Times New Roman"/>
+          <w:b/>
+          <w:color w:val="000000"/>
+          <w:sz w:val="24"/>
+        </w:rPr>
+        <w:t>і</w:t>
+      </w:r>
+      <w:r>
+        <w:rPr>
+          <w:rFonts w:ascii="Times New Roman" w:hAnsi="Times New Roman"/>
+          <w:b/>
+          <w:color w:val="000000"/>
+          <w:sz w:val="24"/>
+        </w:rPr>
+        <w:t xml:space="preserve"> </w:t>
+      </w:r>
+      <w:r>
+        <w:rPr>
+          <w:rFonts w:ascii="Times New Roman" w:hAnsi="Times New Roman"/>
+          <w:b/>
+          <w:color w:val="000000"/>
+          <w:sz w:val="24"/>
+        </w:rPr>
+        <w:t>силою</w:t>
+      </w:r>
+      <w:r>
+        <w:rPr>
+          <w:rFonts w:ascii="Times New Roman" w:hAnsi="Times New Roman"/>
+          <w:b/>
+          <w:color w:val="000000"/>
+          <w:sz w:val="24"/>
+        </w:rPr>
+        <w:t xml:space="preserve"> </w:t>
+      </w:r>
+      <w:r>
+        <w:rPr>
+          <w:rFonts w:ascii="Times New Roman" w:hAnsi="Times New Roman"/>
+          <w:b/>
+          <w:color w:val="000000"/>
+          <w:sz w:val="24"/>
+        </w:rPr>
+        <w:t>твоєю</w:t>
+      </w:r>
+      <w:r>
+        <w:rPr>
+          <w:rFonts w:ascii="Times New Roman" w:hAnsi="Times New Roman"/>
+          <w:b/>
+          <w:color w:val="000000"/>
+          <w:sz w:val="24"/>
+        </w:rPr>
+        <w:t xml:space="preserve"> </w:t>
+      </w:r>
+      <w:r>
+        <w:rPr>
+          <w:rFonts w:ascii="Times New Roman" w:hAnsi="Times New Roman"/>
+          <w:b/>
+          <w:color w:val="000000"/>
+          <w:sz w:val="24"/>
+        </w:rPr>
+        <w:t>суди</w:t>
+      </w:r>
+      <w:r>
+        <w:rPr>
+          <w:rFonts w:ascii="Times New Roman" w:hAnsi="Times New Roman"/>
+          <w:b/>
+          <w:color w:val="000000"/>
+          <w:sz w:val="24"/>
+        </w:rPr>
+        <w:t xml:space="preserve"> </w:t>
+      </w:r>
+      <w:r>
+        <w:rPr>
+          <w:rFonts w:ascii="Times New Roman" w:hAnsi="Times New Roman"/>
+          <w:b/>
+          <w:color w:val="000000"/>
+          <w:sz w:val="24"/>
+        </w:rPr>
+        <w:t>мене.</w:t>
+      </w:r>
+    </w:p>
+    <w:p>
+      <w:pPr>
+        <w:pStyle w:val="a"/>
+      </w:pPr>
+      <w:r>
+        <w:rPr>
+          <w:rFonts w:ascii="Times New Roman" w:hAnsi="Times New Roman"/>
+          <w:i/>
+          <w:color w:val="FF0000"/>
+          <w:sz w:val="24"/>
+        </w:rPr>
+        <w:t>Стих:</w:t>
+      </w:r>
+      <w:r>
+        <w:rPr>
+          <w:rFonts w:ascii="Times New Roman" w:hAnsi="Times New Roman"/>
+          <w:i/>
+          <w:color w:val="000000"/>
+          <w:sz w:val="24"/>
+        </w:rPr>
+        <w:t xml:space="preserve"> </w:t>
+      </w:r>
+      <w:r>
+        <w:rPr>
+          <w:rFonts w:ascii="Times New Roman" w:hAnsi="Times New Roman"/>
+          <w:color w:val="000000"/>
+          <w:sz w:val="24"/>
           <w:u w:val="single"/>
         </w:rPr>
-      </w:pPr>
-      <w:r>
-        <w:rPr>
-          <w:rFonts w:ascii="Times New Roman" w:hAnsi="Times New Roman" w:cs="Times New Roman"/>
-          <w:i/>
-          <w:color w:val="FF0000"/>
-          <w:sz w:val="24"/>
-          <w:szCs w:val="24"/>
-        </w:rPr>
-        <w:t>Стих:</w:t>
-      </w:r>
-      <w:r>
-        <w:rPr>
-          <w:rFonts w:ascii="Times New Roman" w:hAnsi="Times New Roman" w:cs="Times New Roman"/>
-          <w:i/>
-          <w:sz w:val="24"/>
-          <w:szCs w:val="24"/>
+        <w:t>Боже,</w:t>
+      </w:r>
+      <w:r>
+        <w:rPr>
+          <w:rFonts w:ascii="Times New Roman" w:hAnsi="Times New Roman"/>
+          <w:color w:val="000000"/>
+          <w:sz w:val="24"/>
+          <w:u w:val="single"/>
         </w:rPr>
         <w:t xml:space="preserve"> </w:t>
       </w:r>
       <w:r>
         <w:rPr>
-          <w:rFonts w:ascii="Times New Roman" w:hAnsi="Times New Roman" w:cs="Times New Roman"/>
-          <w:sz w:val="24"/>
-          <w:szCs w:val="24"/>
+          <w:rFonts w:ascii="Times New Roman" w:hAnsi="Times New Roman"/>
+          <w:color w:val="000000"/>
+          <w:sz w:val="24"/>
           <w:u w:val="single"/>
         </w:rPr>
-        <w:t>Ви, що стоїте в храмі Господнім, у дворах дому Бога нашого.</w:t>
-      </w:r>
-    </w:p>
-    <w:p>
-      <w:pPr>
-        <w:spacing w:after="120"/>
-        <w:jc w:val="both"/>
-        <w:rPr>
-          <w:rFonts w:ascii="Times New Roman" w:hAnsi="Times New Roman" w:cs="Times New Roman"/>
-          <w:sz w:val="24"/>
-          <w:szCs w:val="24"/>
-        </w:rPr>
-      </w:pPr>
-    </w:p>
+        <w:t>почуй</w:t>
+      </w:r>
+      <w:r>
+        <w:rPr>
+          <w:rFonts w:ascii="Times New Roman" w:hAnsi="Times New Roman"/>
+          <w:color w:val="000000"/>
+          <w:sz w:val="24"/>
+          <w:u w:val="single"/>
+        </w:rPr>
+        <w:t xml:space="preserve"> </w:t>
+      </w:r>
+      <w:r>
+        <w:rPr>
+          <w:rFonts w:ascii="Times New Roman" w:hAnsi="Times New Roman"/>
+          <w:color w:val="000000"/>
+          <w:sz w:val="24"/>
+          <w:u w:val="single"/>
+        </w:rPr>
+        <w:t>мою</w:t>
+      </w:r>
+      <w:r>
+        <w:rPr>
+          <w:rFonts w:ascii="Times New Roman" w:hAnsi="Times New Roman"/>
+          <w:color w:val="000000"/>
+          <w:sz w:val="24"/>
+          <w:u w:val="single"/>
+        </w:rPr>
+        <w:t xml:space="preserve"> </w:t>
+      </w:r>
+      <w:r>
+        <w:rPr>
+          <w:rFonts w:ascii="Times New Roman" w:hAnsi="Times New Roman"/>
+          <w:color w:val="000000"/>
+          <w:sz w:val="24"/>
+          <w:u w:val="single"/>
+        </w:rPr>
+        <w:t>молитву,</w:t>
+      </w:r>
+      <w:r>
+        <w:rPr>
+          <w:rFonts w:ascii="Times New Roman" w:hAnsi="Times New Roman"/>
+          <w:color w:val="000000"/>
+          <w:sz w:val="24"/>
+          <w:u w:val="single"/>
+        </w:rPr>
+        <w:t xml:space="preserve"> </w:t>
+      </w:r>
+      <w:r>
+        <w:rPr>
+          <w:rFonts w:ascii="Times New Roman" w:hAnsi="Times New Roman"/>
+          <w:color w:val="000000"/>
+          <w:sz w:val="24"/>
+          <w:u w:val="single"/>
+        </w:rPr>
+        <w:t>вислухай</w:t>
+      </w:r>
+      <w:r>
+        <w:rPr>
+          <w:rFonts w:ascii="Times New Roman" w:hAnsi="Times New Roman"/>
+          <w:color w:val="000000"/>
+          <w:sz w:val="24"/>
+          <w:u w:val="single"/>
+        </w:rPr>
+        <w:t xml:space="preserve"> </w:t>
+      </w:r>
+      <w:r>
+        <w:rPr>
+          <w:rFonts w:ascii="Times New Roman" w:hAnsi="Times New Roman"/>
+          <w:color w:val="000000"/>
+          <w:sz w:val="24"/>
+          <w:u w:val="single"/>
+        </w:rPr>
+        <w:t>слова</w:t>
+      </w:r>
+      <w:r>
+        <w:rPr>
+          <w:rFonts w:ascii="Times New Roman" w:hAnsi="Times New Roman"/>
+          <w:color w:val="000000"/>
+          <w:sz w:val="24"/>
+          <w:u w:val="single"/>
+        </w:rPr>
+        <w:t xml:space="preserve"> </w:t>
+      </w:r>
+      <w:r>
+        <w:rPr>
+          <w:rFonts w:ascii="Times New Roman" w:hAnsi="Times New Roman"/>
+          <w:color w:val="000000"/>
+          <w:sz w:val="24"/>
+          <w:u w:val="single"/>
+        </w:rPr>
+        <w:t>уст</w:t>
+      </w:r>
+      <w:r>
+        <w:rPr>
+          <w:rFonts w:ascii="Times New Roman" w:hAnsi="Times New Roman"/>
+          <w:color w:val="000000"/>
+          <w:sz w:val="24"/>
+          <w:u w:val="single"/>
+        </w:rPr>
+        <w:t xml:space="preserve"> </w:t>
+      </w:r>
+      <w:r>
+        <w:rPr>
+          <w:rFonts w:ascii="Times New Roman" w:hAnsi="Times New Roman"/>
+          <w:color w:val="000000"/>
+          <w:sz w:val="24"/>
+          <w:u w:val="single"/>
+        </w:rPr>
+        <w:t>моїх.</w:t>
+      </w:r>
+    </w:p>
+    <w:p/>
     <w:p>
       <w:pPr>
         <w:pStyle w:val="3"/>
@@ -6753,75 +7019,12 @@
       </w:r>
     </w:p>
     <w:p>
-      <w:pPr>
-        <w:spacing w:after="120"/>
-        <w:jc w:val="both"/>
-        <w:rPr>
-          <w:rFonts w:ascii="Times New Roman" w:hAnsi="Times New Roman" w:cs="Times New Roman"/>
-          <w:sz w:val="24"/>
-          <w:szCs w:val="24"/>
-        </w:rPr>
-      </w:pPr>
-      <w:r>
-        <w:rPr>
-          <w:rFonts w:ascii="Times New Roman" w:hAnsi="Times New Roman" w:cs="Times New Roman"/>
-          <w:i/>
-          <w:color w:val="FF0000"/>
-          <w:sz w:val="24"/>
-          <w:szCs w:val="24"/>
-        </w:rPr>
-        <w:t>Священик:</w:t>
-      </w:r>
-      <w:r>
-        <w:rPr>
-          <w:rFonts w:ascii="Times New Roman" w:hAnsi="Times New Roman" w:cs="Times New Roman"/>
-          <w:sz w:val="24"/>
-          <w:szCs w:val="24"/>
-        </w:rPr>
-        <w:t xml:space="preserve"> Христос, істинний Бог наш, що зволив спочити в обіймах праведного Симеона спасіння нашого ради, молитвами пречистої своєї Матері, святих славних і всехвальних апостолів</w:t>
-      </w:r>
-      <w:r>
-        <w:rPr>
-          <w:rFonts w:ascii="Times New Roman" w:hAnsi="Times New Roman" w:cs="Times New Roman"/>
-          <w:sz w:val="24"/>
-          <w:szCs w:val="24"/>
-        </w:rPr>
-        <w:t xml:space="preserve">, преподобного отця нашого </w:t>
-      </w:r>
-      <w:r>
-        <w:rPr>
-          <w:rFonts w:ascii="Times New Roman" w:hAnsi="Times New Roman" w:cs="Times New Roman"/>
-          <w:color w:val="000000"/>
-          <w:sz w:val="24"/>
-          <w:szCs w:val="24"/>
-        </w:rPr>
-        <w:t>Партенія, єпископа Лампсакійського,</w:t>
-      </w:r>
-      <w:r>
-        <w:rPr>
-          <w:rFonts w:ascii="Times New Roman" w:hAnsi="Times New Roman" w:cs="Times New Roman"/>
-          <w:sz w:val="24"/>
-          <w:szCs w:val="24"/>
-        </w:rPr>
-        <w:t xml:space="preserve"> і святого </w:t>
-      </w:r>
-      <w:r>
-        <w:rPr>
-          <w:rFonts w:ascii="Times New Roman" w:hAnsi="Times New Roman" w:cs="Times New Roman"/>
-          <w:i/>
-          <w:color w:val="FF0000"/>
-          <w:sz w:val="24"/>
-          <w:szCs w:val="24"/>
-        </w:rPr>
-        <w:t>(ім'я, якого є храм)</w:t>
-      </w:r>
-      <w:r>
-        <w:rPr>
-          <w:rFonts w:ascii="Times New Roman" w:hAnsi="Times New Roman" w:cs="Times New Roman"/>
-          <w:sz w:val="24"/>
-          <w:szCs w:val="24"/>
-        </w:rPr>
-        <w:t>, і всіх святих, помилує і спасе нас, як благий і чоловіколюбець.</w:t>
+      <w:r>
+        <w:rPr>
+          <w:rFonts w:ascii="Times New Roman" w:hAnsi="Times New Roman"/>
+          <w:sz w:val="24"/>
+        </w:rPr>
+        <w:t>Священик: Христос, істинний Бог наш, що зволив спочити в обіймах праведного Симеона спасіння нашого ради, молитвами пречистої своєї Матері, святого отця нашого Миколая, архиєпископа, мирлікійського чудотворця, святих, славних і всехвальних апостолів, святого, якого є храм, святого великомученика Теодора Стратилата, святого пророка Захарії Серповидця і всіх святих, помилує і спасе нас, як благий і чоловіколюбець.</w:t>
       </w:r>
     </w:p>
     <w:p>
@@ -19823,77 +20026,12 @@
       </w:r>
     </w:p>
     <w:p>
-      <w:pPr>
-        <w:spacing w:after="120"/>
-        <w:jc w:val="both"/>
-        <w:rPr>
-          <w:rFonts w:ascii="Times New Roman" w:hAnsi="Times New Roman" w:cs="Times New Roman"/>
-          <w:sz w:val="24"/>
-          <w:szCs w:val="24"/>
-        </w:rPr>
-      </w:pPr>
-      <w:r>
-        <w:rPr>
-          <w:rFonts w:ascii="Times New Roman" w:hAnsi="Times New Roman" w:cs="Times New Roman"/>
-          <w:i/>
-          <w:color w:val="FF0000"/>
-          <w:sz w:val="24"/>
-          <w:szCs w:val="24"/>
-        </w:rPr>
-        <w:t>Священик:</w:t>
-      </w:r>
-      <w:r>
-        <w:rPr>
-          <w:rFonts w:ascii="Times New Roman" w:hAnsi="Times New Roman" w:cs="Times New Roman"/>
-          <w:sz w:val="24"/>
-          <w:szCs w:val="24"/>
-        </w:rPr>
-        <w:t xml:space="preserve"> Христос, істинний Бог наш, що зволив спочити в обіймах праведного Симеона спасіння нашого ради, молитвами пречистої своєї Матері, святих славних і всехвальних апостолів, преподобного отця нашого </w:t>
-      </w:r>
-      <w:r>
-        <w:rPr>
-          <w:rFonts w:ascii="Times New Roman" w:hAnsi="Times New Roman" w:cs="Times New Roman"/>
-          <w:color w:val="000000"/>
-          <w:sz w:val="24"/>
-          <w:szCs w:val="24"/>
-        </w:rPr>
-        <w:t>Партенія, єпископа Лампсакійського,</w:t>
-      </w:r>
-      <w:r>
-        <w:rPr>
-          <w:rFonts w:ascii="Times New Roman" w:hAnsi="Times New Roman" w:cs="Times New Roman"/>
-          <w:sz w:val="24"/>
-          <w:szCs w:val="24"/>
-        </w:rPr>
-        <w:t xml:space="preserve"> і святого </w:t>
-      </w:r>
-      <w:r>
-        <w:rPr>
-          <w:rFonts w:ascii="Times New Roman" w:hAnsi="Times New Roman" w:cs="Times New Roman"/>
-          <w:i/>
-          <w:color w:val="FF0000"/>
-          <w:sz w:val="24"/>
-          <w:szCs w:val="24"/>
-        </w:rPr>
-        <w:t>(ім'я, якого є</w:t>
-      </w:r>
-      <w:r>
-        <w:rPr>
-          <w:rFonts w:ascii="Times New Roman" w:hAnsi="Times New Roman" w:cs="Times New Roman"/>
-          <w:i/>
-          <w:color w:val="FF0000"/>
-          <w:sz w:val="24"/>
-          <w:szCs w:val="24"/>
-        </w:rPr>
-        <w:t xml:space="preserve"> храм)</w:t>
-      </w:r>
-      <w:r>
-        <w:rPr>
-          <w:rFonts w:ascii="Times New Roman" w:hAnsi="Times New Roman" w:cs="Times New Roman"/>
-          <w:sz w:val="24"/>
-          <w:szCs w:val="24"/>
-        </w:rPr>
-        <w:t>, і всіх святих, помилує і спасе нас, як благий і чоловіколюбець.</w:t>
+      <w:r>
+        <w:rPr>
+          <w:rFonts w:ascii="Times New Roman" w:hAnsi="Times New Roman"/>
+          <w:sz w:val="24"/>
+        </w:rPr>
+        <w:t>Священик: Христос, істинний Бог наш, що зволив спочити в обіймах праведного Симеона спасіння нашого ради, молитвами пречистої своєї Матері, святого отця нашого Миколая, архиєпископа, мирлікійського чудотворця, святих, славних і всехвальних апостолів, святого, якого є храм, святого великомученика Теодора Стратилата, святого пророка Захарії Серповидця і всіх святих, помилує і спасе нас, як благий і чоловіколюбець.</w:t>
       </w:r>
     </w:p>
     <w:p>
